--- a/Templates/Template Report.docx
+++ b/Templates/Template Report.docx
@@ -1,6 +1,6 @@
 
 <file path=word/document.xml><?xml version="1.0" encoding="utf-8"?>
-<w:document xmlns:wpc="http://schemas.microsoft.com/office/word/2010/wordprocessingCanvas" xmlns:cx="http://schemas.microsoft.com/office/drawing/2014/chartex" xmlns:cx1="http://schemas.microsoft.com/office/drawing/2015/9/8/chartex" xmlns:cx2="http://schemas.microsoft.com/office/drawing/2015/10/21/chartex" xmlns:cx3="http://schemas.microsoft.com/office/drawing/2016/5/9/chartex" xmlns:cx4="http://schemas.microsoft.com/office/drawing/2016/5/10/chartex" xmlns:cx5="http://schemas.microsoft.com/office/drawing/2016/5/11/chartex" xmlns:cx6="http://schemas.microsoft.com/office/drawing/2016/5/12/chartex" xmlns:cx7="http://schemas.microsoft.com/office/drawing/2016/5/13/chartex" xmlns:cx8="http://schemas.microsoft.com/office/drawing/2016/5/14/chartex" xmlns:mc="http://schemas.openxmlformats.org/markup-compatibility/2006" xmlns:aink="http://schemas.microsoft.com/office/drawing/2016/ink" xmlns:am3d="http://schemas.microsoft.com/office/drawing/2017/model3d" xmlns:o="urn:schemas-microsoft-com:office:office" xmlns:oel="http://schemas.microsoft.com/office/2019/extlst" xmlns:r="http://schemas.openxmlformats.org/officeDocument/2006/relationships" xmlns:m="http://schemas.openxmlformats.org/officeDocument/2006/math" xmlns:v="urn:schemas-microsoft-com:vml" xmlns:wp14="http://schemas.microsoft.com/office/word/2010/wordprocessingDrawing" xmlns:wp="http://schemas.openxmlformats.org/drawingml/2006/wordprocessingDrawing" xmlns:w10="urn:schemas-microsoft-com:office:word" xmlns:w="http://schemas.openxmlformats.org/wordprocessingml/2006/main" xmlns:w14="http://schemas.microsoft.com/office/word/2010/wordml" xmlns:w15="http://schemas.microsoft.com/office/word/2012/wordml" xmlns:w16cex="http://schemas.microsoft.com/office/word/2018/wordml/cex" xmlns:w16cid="http://schemas.microsoft.com/office/word/2016/wordml/cid" xmlns:w16="http://schemas.microsoft.com/office/word/2018/wordml" xmlns:w16du="http://schemas.microsoft.com/office/word/2023/wordml/word16du" xmlns:w16sdtdh="http://schemas.microsoft.com/office/word/2020/wordml/sdtdatahash" xmlns:w16se="http://schemas.microsoft.com/office/word/2015/wordml/symex" xmlns:wpg="http://schemas.microsoft.com/office/word/2010/wordprocessingGroup" xmlns:wpi="http://schemas.microsoft.com/office/word/2010/wordprocessingInk" xmlns:wne="http://schemas.microsoft.com/office/word/2006/wordml" xmlns:wps="http://schemas.microsoft.com/office/word/2010/wordprocessingShape" mc:Ignorable="w14 w15 w16se w16cid w16 w16cex w16sdtdh w16du wp14">
+<w:document xmlns:wpc="http://schemas.microsoft.com/office/word/2010/wordprocessingCanvas" xmlns:cx="http://schemas.microsoft.com/office/drawing/2014/chartex" xmlns:cx1="http://schemas.microsoft.com/office/drawing/2015/9/8/chartex" xmlns:cx2="http://schemas.microsoft.com/office/drawing/2015/10/21/chartex" xmlns:cx3="http://schemas.microsoft.com/office/drawing/2016/5/9/chartex" xmlns:cx4="http://schemas.microsoft.com/office/drawing/2016/5/10/chartex" xmlns:cx5="http://schemas.microsoft.com/office/drawing/2016/5/11/chartex" xmlns:cx6="http://schemas.microsoft.com/office/drawing/2016/5/12/chartex" xmlns:cx7="http://schemas.microsoft.com/office/drawing/2016/5/13/chartex" xmlns:cx8="http://schemas.microsoft.com/office/drawing/2016/5/14/chartex" xmlns:mc="http://schemas.openxmlformats.org/markup-compatibility/2006" xmlns:aink="http://schemas.microsoft.com/office/drawing/2016/ink" xmlns:am3d="http://schemas.microsoft.com/office/drawing/2017/model3d" xmlns:o="urn:schemas-microsoft-com:office:office" xmlns:oel="http://schemas.microsoft.com/office/2019/extlst" xmlns:r="http://schemas.openxmlformats.org/officeDocument/2006/relationships" xmlns:m="http://schemas.openxmlformats.org/officeDocument/2006/math" xmlns:v="urn:schemas-microsoft-com:vml" xmlns:wp14="http://schemas.microsoft.com/office/word/2010/wordprocessingDrawing" xmlns:wp="http://schemas.openxmlformats.org/drawingml/2006/wordprocessingDrawing" xmlns:w10="urn:schemas-microsoft-com:office:word" xmlns:w="http://schemas.openxmlformats.org/wordprocessingml/2006/main" xmlns:w14="http://schemas.microsoft.com/office/word/2010/wordml" xmlns:w15="http://schemas.microsoft.com/office/word/2012/wordml" xmlns:w16cex="http://schemas.microsoft.com/office/word/2018/wordml/cex" xmlns:w16cid="http://schemas.microsoft.com/office/word/2016/wordml/cid" xmlns:w16="http://schemas.microsoft.com/office/word/2018/wordml" xmlns:w16du="http://schemas.microsoft.com/office/word/2023/wordml/word16du" xmlns:w16sdtdh="http://schemas.microsoft.com/office/word/2020/wordml/sdtdatahash" xmlns:w16sdtfl="http://schemas.microsoft.com/office/word/2024/wordml/sdtformatlock" xmlns:w16se="http://schemas.microsoft.com/office/word/2015/wordml/symex" xmlns:wpg="http://schemas.microsoft.com/office/word/2010/wordprocessingGroup" xmlns:wpi="http://schemas.microsoft.com/office/word/2010/wordprocessingInk" xmlns:wne="http://schemas.microsoft.com/office/word/2006/wordml" xmlns:wps="http://schemas.microsoft.com/office/word/2010/wordprocessingShape" mc:Ignorable="w14 w15 w16se w16cid w16 w16cex w16sdtdh w16sdtfl w16du wp14">
   <w:body>
     <w:p>
       <w:pPr>
@@ -86,7 +86,6 @@
             <w:dataBinding w:prefixMappings="xmlns:ns0='http://purl.org/dc/elements/1.1/' xmlns:ns1='http://schemas.openxmlformats.org/package/2006/metadata/core-properties' " w:xpath="/ns1:coreProperties[1]/ns0:title[1]" w:storeItemID="{6C3C8BC8-F283-45AE-878A-BAB7291924A1}"/>
             <w:text/>
           </w:sdtPr>
-          <w:sdtEndPr/>
           <w:sdtContent>
             <w:tc>
               <w:tcPr>
@@ -167,7 +166,6 @@
             <w:dataBinding w:prefixMappings="xmlns:ns0='http://purl.org/dc/elements/1.1/' xmlns:ns1='http://schemas.openxmlformats.org/package/2006/metadata/core-properties' " w:xpath="/ns1:coreProperties[1]/ns0:subject[1]" w:storeItemID="{6C3C8BC8-F283-45AE-878A-BAB7291924A1}"/>
             <w:text/>
           </w:sdtPr>
-          <w:sdtEndPr/>
           <w:sdtContent>
             <w:tc>
               <w:tcPr>
@@ -338,7 +336,6 @@
               <w:dataBinding w:prefixMappings="xmlns:ns0='http://purl.org/dc/elements/1.1/' xmlns:ns1='http://schemas.openxmlformats.org/package/2006/metadata/core-properties' " w:xpath="/ns1:coreProperties[1]/ns0:creator[1]" w:storeItemID="{6C3C8BC8-F283-45AE-878A-BAB7291924A1}"/>
               <w:text/>
             </w:sdtPr>
-            <w:sdtEndPr/>
             <w:sdtContent>
               <w:p>
                 <w:pPr>
@@ -872,7 +869,6 @@
             <w:dataBinding w:prefixMappings="xmlns:ns0='http://purl.org/dc/elements/1.1/' xmlns:ns1='http://schemas.openxmlformats.org/package/2006/metadata/core-properties' " w:xpath="/ns1:coreProperties[1]/ns1:keywords[1]" w:storeItemID="{6C3C8BC8-F283-45AE-878A-BAB7291924A1}"/>
             <w:text/>
           </w:sdtPr>
-          <w:sdtEndPr/>
           <w:sdtContent>
             <w:tc>
               <w:tcPr>
@@ -1653,7 +1649,6 @@
         <w:dataBinding w:prefixMappings="xmlns:ns0='http://purl.org/dc/elements/1.1/' xmlns:ns1='http://schemas.openxmlformats.org/package/2006/metadata/core-properties' " w:xpath="/ns1:coreProperties[1]/ns0:creator[1]" w:storeItemID="{6C3C8BC8-F283-45AE-878A-BAB7291924A1}"/>
         <w:text/>
       </w:sdtPr>
-      <w:sdtEndPr/>
       <w:sdtContent>
         <w:p>
           <w:pPr>
@@ -1798,7 +1793,7 @@
 </file>
 
 <file path=word/endnotes.xml><?xml version="1.0" encoding="utf-8"?>
-<w:endnotes xmlns:wpc="http://schemas.microsoft.com/office/word/2010/wordprocessingCanvas" xmlns:cx="http://schemas.microsoft.com/office/drawing/2014/chartex" xmlns:cx1="http://schemas.microsoft.com/office/drawing/2015/9/8/chartex" xmlns:cx2="http://schemas.microsoft.com/office/drawing/2015/10/21/chartex" xmlns:cx3="http://schemas.microsoft.com/office/drawing/2016/5/9/chartex" xmlns:cx4="http://schemas.microsoft.com/office/drawing/2016/5/10/chartex" xmlns:cx5="http://schemas.microsoft.com/office/drawing/2016/5/11/chartex" xmlns:cx6="http://schemas.microsoft.com/office/drawing/2016/5/12/chartex" xmlns:cx7="http://schemas.microsoft.com/office/drawing/2016/5/13/chartex" xmlns:cx8="http://schemas.microsoft.com/office/drawing/2016/5/14/chartex" xmlns:mc="http://schemas.openxmlformats.org/markup-compatibility/2006" xmlns:aink="http://schemas.microsoft.com/office/drawing/2016/ink" xmlns:am3d="http://schemas.microsoft.com/office/drawing/2017/model3d" xmlns:o="urn:schemas-microsoft-com:office:office" xmlns:oel="http://schemas.microsoft.com/office/2019/extlst" xmlns:r="http://schemas.openxmlformats.org/officeDocument/2006/relationships" xmlns:m="http://schemas.openxmlformats.org/officeDocument/2006/math" xmlns:v="urn:schemas-microsoft-com:vml" xmlns:wp14="http://schemas.microsoft.com/office/word/2010/wordprocessingDrawing" xmlns:wp="http://schemas.openxmlformats.org/drawingml/2006/wordprocessingDrawing" xmlns:w10="urn:schemas-microsoft-com:office:word" xmlns:w="http://schemas.openxmlformats.org/wordprocessingml/2006/main" xmlns:w14="http://schemas.microsoft.com/office/word/2010/wordml" xmlns:w15="http://schemas.microsoft.com/office/word/2012/wordml" xmlns:w16cex="http://schemas.microsoft.com/office/word/2018/wordml/cex" xmlns:w16cid="http://schemas.microsoft.com/office/word/2016/wordml/cid" xmlns:w16="http://schemas.microsoft.com/office/word/2018/wordml" xmlns:w16du="http://schemas.microsoft.com/office/word/2023/wordml/word16du" xmlns:w16sdtdh="http://schemas.microsoft.com/office/word/2020/wordml/sdtdatahash" xmlns:w16se="http://schemas.microsoft.com/office/word/2015/wordml/symex" xmlns:wpg="http://schemas.microsoft.com/office/word/2010/wordprocessingGroup" xmlns:wpi="http://schemas.microsoft.com/office/word/2010/wordprocessingInk" xmlns:wne="http://schemas.microsoft.com/office/word/2006/wordml" xmlns:wps="http://schemas.microsoft.com/office/word/2010/wordprocessingShape" mc:Ignorable="w14 w15 w16se w16cid w16 w16cex w16sdtdh w16du wp14">
+<w:endnotes xmlns:wpc="http://schemas.microsoft.com/office/word/2010/wordprocessingCanvas" xmlns:cx="http://schemas.microsoft.com/office/drawing/2014/chartex" xmlns:cx1="http://schemas.microsoft.com/office/drawing/2015/9/8/chartex" xmlns:cx2="http://schemas.microsoft.com/office/drawing/2015/10/21/chartex" xmlns:cx3="http://schemas.microsoft.com/office/drawing/2016/5/9/chartex" xmlns:cx4="http://schemas.microsoft.com/office/drawing/2016/5/10/chartex" xmlns:cx5="http://schemas.microsoft.com/office/drawing/2016/5/11/chartex" xmlns:cx6="http://schemas.microsoft.com/office/drawing/2016/5/12/chartex" xmlns:cx7="http://schemas.microsoft.com/office/drawing/2016/5/13/chartex" xmlns:cx8="http://schemas.microsoft.com/office/drawing/2016/5/14/chartex" xmlns:mc="http://schemas.openxmlformats.org/markup-compatibility/2006" xmlns:aink="http://schemas.microsoft.com/office/drawing/2016/ink" xmlns:am3d="http://schemas.microsoft.com/office/drawing/2017/model3d" xmlns:o="urn:schemas-microsoft-com:office:office" xmlns:oel="http://schemas.microsoft.com/office/2019/extlst" xmlns:r="http://schemas.openxmlformats.org/officeDocument/2006/relationships" xmlns:m="http://schemas.openxmlformats.org/officeDocument/2006/math" xmlns:v="urn:schemas-microsoft-com:vml" xmlns:wp14="http://schemas.microsoft.com/office/word/2010/wordprocessingDrawing" xmlns:wp="http://schemas.openxmlformats.org/drawingml/2006/wordprocessingDrawing" xmlns:w10="urn:schemas-microsoft-com:office:word" xmlns:w="http://schemas.openxmlformats.org/wordprocessingml/2006/main" xmlns:w14="http://schemas.microsoft.com/office/word/2010/wordml" xmlns:w15="http://schemas.microsoft.com/office/word/2012/wordml" xmlns:w16cex="http://schemas.microsoft.com/office/word/2018/wordml/cex" xmlns:w16cid="http://schemas.microsoft.com/office/word/2016/wordml/cid" xmlns:w16="http://schemas.microsoft.com/office/word/2018/wordml" xmlns:w16du="http://schemas.microsoft.com/office/word/2023/wordml/word16du" xmlns:w16sdtdh="http://schemas.microsoft.com/office/word/2020/wordml/sdtdatahash" xmlns:w16sdtfl="http://schemas.microsoft.com/office/word/2024/wordml/sdtformatlock" xmlns:w16se="http://schemas.microsoft.com/office/word/2015/wordml/symex" xmlns:wpg="http://schemas.microsoft.com/office/word/2010/wordprocessingGroup" xmlns:wpi="http://schemas.microsoft.com/office/word/2010/wordprocessingInk" xmlns:wne="http://schemas.microsoft.com/office/word/2006/wordml" xmlns:wps="http://schemas.microsoft.com/office/word/2010/wordprocessingShape" mc:Ignorable="w14 w15 w16se w16cid w16 w16cex w16sdtdh w16sdtfl w16du wp14">
   <w:endnote w:type="separator" w:id="-1">
     <w:p>
       <w:r>
@@ -1817,7 +1812,7 @@
 </file>
 
 <file path=word/footer1.xml><?xml version="1.0" encoding="utf-8"?>
-<w:ftr xmlns:wpc="http://schemas.microsoft.com/office/word/2010/wordprocessingCanvas" xmlns:cx="http://schemas.microsoft.com/office/drawing/2014/chartex" xmlns:cx1="http://schemas.microsoft.com/office/drawing/2015/9/8/chartex" xmlns:cx2="http://schemas.microsoft.com/office/drawing/2015/10/21/chartex" xmlns:cx3="http://schemas.microsoft.com/office/drawing/2016/5/9/chartex" xmlns:cx4="http://schemas.microsoft.com/office/drawing/2016/5/10/chartex" xmlns:cx5="http://schemas.microsoft.com/office/drawing/2016/5/11/chartex" xmlns:cx6="http://schemas.microsoft.com/office/drawing/2016/5/12/chartex" xmlns:cx7="http://schemas.microsoft.com/office/drawing/2016/5/13/chartex" xmlns:cx8="http://schemas.microsoft.com/office/drawing/2016/5/14/chartex" xmlns:mc="http://schemas.openxmlformats.org/markup-compatibility/2006" xmlns:aink="http://schemas.microsoft.com/office/drawing/2016/ink" xmlns:am3d="http://schemas.microsoft.com/office/drawing/2017/model3d" xmlns:o="urn:schemas-microsoft-com:office:office" xmlns:oel="http://schemas.microsoft.com/office/2019/extlst" xmlns:r="http://schemas.openxmlformats.org/officeDocument/2006/relationships" xmlns:m="http://schemas.openxmlformats.org/officeDocument/2006/math" xmlns:v="urn:schemas-microsoft-com:vml" xmlns:wp14="http://schemas.microsoft.com/office/word/2010/wordprocessingDrawing" xmlns:wp="http://schemas.openxmlformats.org/drawingml/2006/wordprocessingDrawing" xmlns:w10="urn:schemas-microsoft-com:office:word" xmlns:w="http://schemas.openxmlformats.org/wordprocessingml/2006/main" xmlns:w14="http://schemas.microsoft.com/office/word/2010/wordml" xmlns:w15="http://schemas.microsoft.com/office/word/2012/wordml" xmlns:w16cex="http://schemas.microsoft.com/office/word/2018/wordml/cex" xmlns:w16cid="http://schemas.microsoft.com/office/word/2016/wordml/cid" xmlns:w16="http://schemas.microsoft.com/office/word/2018/wordml" xmlns:w16du="http://schemas.microsoft.com/office/word/2023/wordml/word16du" xmlns:w16sdtdh="http://schemas.microsoft.com/office/word/2020/wordml/sdtdatahash" xmlns:w16se="http://schemas.microsoft.com/office/word/2015/wordml/symex" xmlns:wpg="http://schemas.microsoft.com/office/word/2010/wordprocessingGroup" xmlns:wpi="http://schemas.microsoft.com/office/word/2010/wordprocessingInk" xmlns:wne="http://schemas.microsoft.com/office/word/2006/wordml" xmlns:wps="http://schemas.microsoft.com/office/word/2010/wordprocessingShape" mc:Ignorable="w14 w15 w16se w16cid w16 w16cex w16sdtdh w16du wp14">
+<w:ftr xmlns:wpc="http://schemas.microsoft.com/office/word/2010/wordprocessingCanvas" xmlns:cx="http://schemas.microsoft.com/office/drawing/2014/chartex" xmlns:cx1="http://schemas.microsoft.com/office/drawing/2015/9/8/chartex" xmlns:cx2="http://schemas.microsoft.com/office/drawing/2015/10/21/chartex" xmlns:cx3="http://schemas.microsoft.com/office/drawing/2016/5/9/chartex" xmlns:cx4="http://schemas.microsoft.com/office/drawing/2016/5/10/chartex" xmlns:cx5="http://schemas.microsoft.com/office/drawing/2016/5/11/chartex" xmlns:cx6="http://schemas.microsoft.com/office/drawing/2016/5/12/chartex" xmlns:cx7="http://schemas.microsoft.com/office/drawing/2016/5/13/chartex" xmlns:cx8="http://schemas.microsoft.com/office/drawing/2016/5/14/chartex" xmlns:mc="http://schemas.openxmlformats.org/markup-compatibility/2006" xmlns:aink="http://schemas.microsoft.com/office/drawing/2016/ink" xmlns:am3d="http://schemas.microsoft.com/office/drawing/2017/model3d" xmlns:o="urn:schemas-microsoft-com:office:office" xmlns:oel="http://schemas.microsoft.com/office/2019/extlst" xmlns:r="http://schemas.openxmlformats.org/officeDocument/2006/relationships" xmlns:m="http://schemas.openxmlformats.org/officeDocument/2006/math" xmlns:v="urn:schemas-microsoft-com:vml" xmlns:wp14="http://schemas.microsoft.com/office/word/2010/wordprocessingDrawing" xmlns:wp="http://schemas.openxmlformats.org/drawingml/2006/wordprocessingDrawing" xmlns:w10="urn:schemas-microsoft-com:office:word" xmlns:w="http://schemas.openxmlformats.org/wordprocessingml/2006/main" xmlns:w14="http://schemas.microsoft.com/office/word/2010/wordml" xmlns:w15="http://schemas.microsoft.com/office/word/2012/wordml" xmlns:w16cex="http://schemas.microsoft.com/office/word/2018/wordml/cex" xmlns:w16cid="http://schemas.microsoft.com/office/word/2016/wordml/cid" xmlns:w16="http://schemas.microsoft.com/office/word/2018/wordml" xmlns:w16du="http://schemas.microsoft.com/office/word/2023/wordml/word16du" xmlns:w16sdtdh="http://schemas.microsoft.com/office/word/2020/wordml/sdtdatahash" xmlns:w16sdtfl="http://schemas.microsoft.com/office/word/2024/wordml/sdtformatlock" xmlns:w16se="http://schemas.microsoft.com/office/word/2015/wordml/symex" xmlns:wpg="http://schemas.microsoft.com/office/word/2010/wordprocessingGroup" xmlns:wpi="http://schemas.microsoft.com/office/word/2010/wordprocessingInk" xmlns:wne="http://schemas.microsoft.com/office/word/2006/wordml" xmlns:wps="http://schemas.microsoft.com/office/word/2010/wordprocessingShape" mc:Ignorable="w14 w15 w16se w16cid w16 w16cex w16sdtdh w16sdtfl w16du wp14">
   <w:p>
     <w:pPr>
       <w:tabs>
@@ -2048,7 +2043,7 @@
 </file>
 
 <file path=word/footer2.xml><?xml version="1.0" encoding="utf-8"?>
-<w:ftr xmlns:wpc="http://schemas.microsoft.com/office/word/2010/wordprocessingCanvas" xmlns:cx="http://schemas.microsoft.com/office/drawing/2014/chartex" xmlns:cx1="http://schemas.microsoft.com/office/drawing/2015/9/8/chartex" xmlns:cx2="http://schemas.microsoft.com/office/drawing/2015/10/21/chartex" xmlns:cx3="http://schemas.microsoft.com/office/drawing/2016/5/9/chartex" xmlns:cx4="http://schemas.microsoft.com/office/drawing/2016/5/10/chartex" xmlns:cx5="http://schemas.microsoft.com/office/drawing/2016/5/11/chartex" xmlns:cx6="http://schemas.microsoft.com/office/drawing/2016/5/12/chartex" xmlns:cx7="http://schemas.microsoft.com/office/drawing/2016/5/13/chartex" xmlns:cx8="http://schemas.microsoft.com/office/drawing/2016/5/14/chartex" xmlns:mc="http://schemas.openxmlformats.org/markup-compatibility/2006" xmlns:aink="http://schemas.microsoft.com/office/drawing/2016/ink" xmlns:am3d="http://schemas.microsoft.com/office/drawing/2017/model3d" xmlns:o="urn:schemas-microsoft-com:office:office" xmlns:oel="http://schemas.microsoft.com/office/2019/extlst" xmlns:r="http://schemas.openxmlformats.org/officeDocument/2006/relationships" xmlns:m="http://schemas.openxmlformats.org/officeDocument/2006/math" xmlns:v="urn:schemas-microsoft-com:vml" xmlns:wp14="http://schemas.microsoft.com/office/word/2010/wordprocessingDrawing" xmlns:wp="http://schemas.openxmlformats.org/drawingml/2006/wordprocessingDrawing" xmlns:w10="urn:schemas-microsoft-com:office:word" xmlns:w="http://schemas.openxmlformats.org/wordprocessingml/2006/main" xmlns:w14="http://schemas.microsoft.com/office/word/2010/wordml" xmlns:w15="http://schemas.microsoft.com/office/word/2012/wordml" xmlns:w16cex="http://schemas.microsoft.com/office/word/2018/wordml/cex" xmlns:w16cid="http://schemas.microsoft.com/office/word/2016/wordml/cid" xmlns:w16="http://schemas.microsoft.com/office/word/2018/wordml" xmlns:w16du="http://schemas.microsoft.com/office/word/2023/wordml/word16du" xmlns:w16sdtdh="http://schemas.microsoft.com/office/word/2020/wordml/sdtdatahash" xmlns:w16se="http://schemas.microsoft.com/office/word/2015/wordml/symex" xmlns:wpg="http://schemas.microsoft.com/office/word/2010/wordprocessingGroup" xmlns:wpi="http://schemas.microsoft.com/office/word/2010/wordprocessingInk" xmlns:wne="http://schemas.microsoft.com/office/word/2006/wordml" xmlns:wps="http://schemas.microsoft.com/office/word/2010/wordprocessingShape" mc:Ignorable="w14 w15 w16se w16cid w16 w16cex w16sdtdh w16du wp14">
+<w:ftr xmlns:wpc="http://schemas.microsoft.com/office/word/2010/wordprocessingCanvas" xmlns:cx="http://schemas.microsoft.com/office/drawing/2014/chartex" xmlns:cx1="http://schemas.microsoft.com/office/drawing/2015/9/8/chartex" xmlns:cx2="http://schemas.microsoft.com/office/drawing/2015/10/21/chartex" xmlns:cx3="http://schemas.microsoft.com/office/drawing/2016/5/9/chartex" xmlns:cx4="http://schemas.microsoft.com/office/drawing/2016/5/10/chartex" xmlns:cx5="http://schemas.microsoft.com/office/drawing/2016/5/11/chartex" xmlns:cx6="http://schemas.microsoft.com/office/drawing/2016/5/12/chartex" xmlns:cx7="http://schemas.microsoft.com/office/drawing/2016/5/13/chartex" xmlns:cx8="http://schemas.microsoft.com/office/drawing/2016/5/14/chartex" xmlns:mc="http://schemas.openxmlformats.org/markup-compatibility/2006" xmlns:aink="http://schemas.microsoft.com/office/drawing/2016/ink" xmlns:am3d="http://schemas.microsoft.com/office/drawing/2017/model3d" xmlns:o="urn:schemas-microsoft-com:office:office" xmlns:oel="http://schemas.microsoft.com/office/2019/extlst" xmlns:r="http://schemas.openxmlformats.org/officeDocument/2006/relationships" xmlns:m="http://schemas.openxmlformats.org/officeDocument/2006/math" xmlns:v="urn:schemas-microsoft-com:vml" xmlns:wp14="http://schemas.microsoft.com/office/word/2010/wordprocessingDrawing" xmlns:wp="http://schemas.openxmlformats.org/drawingml/2006/wordprocessingDrawing" xmlns:w10="urn:schemas-microsoft-com:office:word" xmlns:w="http://schemas.openxmlformats.org/wordprocessingml/2006/main" xmlns:w14="http://schemas.microsoft.com/office/word/2010/wordml" xmlns:w15="http://schemas.microsoft.com/office/word/2012/wordml" xmlns:w16cex="http://schemas.microsoft.com/office/word/2018/wordml/cex" xmlns:w16cid="http://schemas.microsoft.com/office/word/2016/wordml/cid" xmlns:w16="http://schemas.microsoft.com/office/word/2018/wordml" xmlns:w16du="http://schemas.microsoft.com/office/word/2023/wordml/word16du" xmlns:w16sdtdh="http://schemas.microsoft.com/office/word/2020/wordml/sdtdatahash" xmlns:w16sdtfl="http://schemas.microsoft.com/office/word/2024/wordml/sdtformatlock" xmlns:w16se="http://schemas.microsoft.com/office/word/2015/wordml/symex" xmlns:wpg="http://schemas.microsoft.com/office/word/2010/wordprocessingGroup" xmlns:wpi="http://schemas.microsoft.com/office/word/2010/wordprocessingInk" xmlns:wne="http://schemas.microsoft.com/office/word/2006/wordml" xmlns:wps="http://schemas.microsoft.com/office/word/2010/wordprocessingShape" mc:Ignorable="w14 w15 w16se w16cid w16 w16cex w16sdtdh w16sdtfl w16du wp14">
   <w:p>
     <w:pPr>
       <w:tabs>
@@ -2290,7 +2285,7 @@
 </file>
 
 <file path=word/footnotes.xml><?xml version="1.0" encoding="utf-8"?>
-<w:footnotes xmlns:wpc="http://schemas.microsoft.com/office/word/2010/wordprocessingCanvas" xmlns:cx="http://schemas.microsoft.com/office/drawing/2014/chartex" xmlns:cx1="http://schemas.microsoft.com/office/drawing/2015/9/8/chartex" xmlns:cx2="http://schemas.microsoft.com/office/drawing/2015/10/21/chartex" xmlns:cx3="http://schemas.microsoft.com/office/drawing/2016/5/9/chartex" xmlns:cx4="http://schemas.microsoft.com/office/drawing/2016/5/10/chartex" xmlns:cx5="http://schemas.microsoft.com/office/drawing/2016/5/11/chartex" xmlns:cx6="http://schemas.microsoft.com/office/drawing/2016/5/12/chartex" xmlns:cx7="http://schemas.microsoft.com/office/drawing/2016/5/13/chartex" xmlns:cx8="http://schemas.microsoft.com/office/drawing/2016/5/14/chartex" xmlns:mc="http://schemas.openxmlformats.org/markup-compatibility/2006" xmlns:aink="http://schemas.microsoft.com/office/drawing/2016/ink" xmlns:am3d="http://schemas.microsoft.com/office/drawing/2017/model3d" xmlns:o="urn:schemas-microsoft-com:office:office" xmlns:oel="http://schemas.microsoft.com/office/2019/extlst" xmlns:r="http://schemas.openxmlformats.org/officeDocument/2006/relationships" xmlns:m="http://schemas.openxmlformats.org/officeDocument/2006/math" xmlns:v="urn:schemas-microsoft-com:vml" xmlns:wp14="http://schemas.microsoft.com/office/word/2010/wordprocessingDrawing" xmlns:wp="http://schemas.openxmlformats.org/drawingml/2006/wordprocessingDrawing" xmlns:w10="urn:schemas-microsoft-com:office:word" xmlns:w="http://schemas.openxmlformats.org/wordprocessingml/2006/main" xmlns:w14="http://schemas.microsoft.com/office/word/2010/wordml" xmlns:w15="http://schemas.microsoft.com/office/word/2012/wordml" xmlns:w16cex="http://schemas.microsoft.com/office/word/2018/wordml/cex" xmlns:w16cid="http://schemas.microsoft.com/office/word/2016/wordml/cid" xmlns:w16="http://schemas.microsoft.com/office/word/2018/wordml" xmlns:w16du="http://schemas.microsoft.com/office/word/2023/wordml/word16du" xmlns:w16sdtdh="http://schemas.microsoft.com/office/word/2020/wordml/sdtdatahash" xmlns:w16se="http://schemas.microsoft.com/office/word/2015/wordml/symex" xmlns:wpg="http://schemas.microsoft.com/office/word/2010/wordprocessingGroup" xmlns:wpi="http://schemas.microsoft.com/office/word/2010/wordprocessingInk" xmlns:wne="http://schemas.microsoft.com/office/word/2006/wordml" xmlns:wps="http://schemas.microsoft.com/office/word/2010/wordprocessingShape" mc:Ignorable="w14 w15 w16se w16cid w16 w16cex w16sdtdh w16du wp14">
+<w:footnotes xmlns:wpc="http://schemas.microsoft.com/office/word/2010/wordprocessingCanvas" xmlns:cx="http://schemas.microsoft.com/office/drawing/2014/chartex" xmlns:cx1="http://schemas.microsoft.com/office/drawing/2015/9/8/chartex" xmlns:cx2="http://schemas.microsoft.com/office/drawing/2015/10/21/chartex" xmlns:cx3="http://schemas.microsoft.com/office/drawing/2016/5/9/chartex" xmlns:cx4="http://schemas.microsoft.com/office/drawing/2016/5/10/chartex" xmlns:cx5="http://schemas.microsoft.com/office/drawing/2016/5/11/chartex" xmlns:cx6="http://schemas.microsoft.com/office/drawing/2016/5/12/chartex" xmlns:cx7="http://schemas.microsoft.com/office/drawing/2016/5/13/chartex" xmlns:cx8="http://schemas.microsoft.com/office/drawing/2016/5/14/chartex" xmlns:mc="http://schemas.openxmlformats.org/markup-compatibility/2006" xmlns:aink="http://schemas.microsoft.com/office/drawing/2016/ink" xmlns:am3d="http://schemas.microsoft.com/office/drawing/2017/model3d" xmlns:o="urn:schemas-microsoft-com:office:office" xmlns:oel="http://schemas.microsoft.com/office/2019/extlst" xmlns:r="http://schemas.openxmlformats.org/officeDocument/2006/relationships" xmlns:m="http://schemas.openxmlformats.org/officeDocument/2006/math" xmlns:v="urn:schemas-microsoft-com:vml" xmlns:wp14="http://schemas.microsoft.com/office/word/2010/wordprocessingDrawing" xmlns:wp="http://schemas.openxmlformats.org/drawingml/2006/wordprocessingDrawing" xmlns:w10="urn:schemas-microsoft-com:office:word" xmlns:w="http://schemas.openxmlformats.org/wordprocessingml/2006/main" xmlns:w14="http://schemas.microsoft.com/office/word/2010/wordml" xmlns:w15="http://schemas.microsoft.com/office/word/2012/wordml" xmlns:w16cex="http://schemas.microsoft.com/office/word/2018/wordml/cex" xmlns:w16cid="http://schemas.microsoft.com/office/word/2016/wordml/cid" xmlns:w16="http://schemas.microsoft.com/office/word/2018/wordml" xmlns:w16du="http://schemas.microsoft.com/office/word/2023/wordml/word16du" xmlns:w16sdtdh="http://schemas.microsoft.com/office/word/2020/wordml/sdtdatahash" xmlns:w16sdtfl="http://schemas.microsoft.com/office/word/2024/wordml/sdtformatlock" xmlns:w16se="http://schemas.microsoft.com/office/word/2015/wordml/symex" xmlns:wpg="http://schemas.microsoft.com/office/word/2010/wordprocessingGroup" xmlns:wpi="http://schemas.microsoft.com/office/word/2010/wordprocessingInk" xmlns:wne="http://schemas.microsoft.com/office/word/2006/wordml" xmlns:wps="http://schemas.microsoft.com/office/word/2010/wordprocessingShape" mc:Ignorable="w14 w15 w16se w16cid w16 w16cex w16sdtdh w16sdtfl w16du wp14">
   <w:footnote w:type="separator" w:id="-1">
     <w:p>
       <w:r>
@@ -2309,7 +2304,7 @@
 </file>
 
 <file path=word/header1.xml><?xml version="1.0" encoding="utf-8"?>
-<w:hdr xmlns:wpc="http://schemas.microsoft.com/office/word/2010/wordprocessingCanvas" xmlns:cx="http://schemas.microsoft.com/office/drawing/2014/chartex" xmlns:cx1="http://schemas.microsoft.com/office/drawing/2015/9/8/chartex" xmlns:cx2="http://schemas.microsoft.com/office/drawing/2015/10/21/chartex" xmlns:cx3="http://schemas.microsoft.com/office/drawing/2016/5/9/chartex" xmlns:cx4="http://schemas.microsoft.com/office/drawing/2016/5/10/chartex" xmlns:cx5="http://schemas.microsoft.com/office/drawing/2016/5/11/chartex" xmlns:cx6="http://schemas.microsoft.com/office/drawing/2016/5/12/chartex" xmlns:cx7="http://schemas.microsoft.com/office/drawing/2016/5/13/chartex" xmlns:cx8="http://schemas.microsoft.com/office/drawing/2016/5/14/chartex" xmlns:mc="http://schemas.openxmlformats.org/markup-compatibility/2006" xmlns:aink="http://schemas.microsoft.com/office/drawing/2016/ink" xmlns:am3d="http://schemas.microsoft.com/office/drawing/2017/model3d" xmlns:o="urn:schemas-microsoft-com:office:office" xmlns:oel="http://schemas.microsoft.com/office/2019/extlst" xmlns:r="http://schemas.openxmlformats.org/officeDocument/2006/relationships" xmlns:m="http://schemas.openxmlformats.org/officeDocument/2006/math" xmlns:v="urn:schemas-microsoft-com:vml" xmlns:wp14="http://schemas.microsoft.com/office/word/2010/wordprocessingDrawing" xmlns:wp="http://schemas.openxmlformats.org/drawingml/2006/wordprocessingDrawing" xmlns:w10="urn:schemas-microsoft-com:office:word" xmlns:w="http://schemas.openxmlformats.org/wordprocessingml/2006/main" xmlns:w14="http://schemas.microsoft.com/office/word/2010/wordml" xmlns:w15="http://schemas.microsoft.com/office/word/2012/wordml" xmlns:w16cex="http://schemas.microsoft.com/office/word/2018/wordml/cex" xmlns:w16cid="http://schemas.microsoft.com/office/word/2016/wordml/cid" xmlns:w16="http://schemas.microsoft.com/office/word/2018/wordml" xmlns:w16du="http://schemas.microsoft.com/office/word/2023/wordml/word16du" xmlns:w16sdtdh="http://schemas.microsoft.com/office/word/2020/wordml/sdtdatahash" xmlns:w16se="http://schemas.microsoft.com/office/word/2015/wordml/symex" xmlns:wpg="http://schemas.microsoft.com/office/word/2010/wordprocessingGroup" xmlns:wpi="http://schemas.microsoft.com/office/word/2010/wordprocessingInk" xmlns:wne="http://schemas.microsoft.com/office/word/2006/wordml" xmlns:wps="http://schemas.microsoft.com/office/word/2010/wordprocessingShape" mc:Ignorable="w14 w15 w16se w16cid w16 w16cex w16sdtdh w16du wp14">
+<w:hdr xmlns:wpc="http://schemas.microsoft.com/office/word/2010/wordprocessingCanvas" xmlns:cx="http://schemas.microsoft.com/office/drawing/2014/chartex" xmlns:cx1="http://schemas.microsoft.com/office/drawing/2015/9/8/chartex" xmlns:cx2="http://schemas.microsoft.com/office/drawing/2015/10/21/chartex" xmlns:cx3="http://schemas.microsoft.com/office/drawing/2016/5/9/chartex" xmlns:cx4="http://schemas.microsoft.com/office/drawing/2016/5/10/chartex" xmlns:cx5="http://schemas.microsoft.com/office/drawing/2016/5/11/chartex" xmlns:cx6="http://schemas.microsoft.com/office/drawing/2016/5/12/chartex" xmlns:cx7="http://schemas.microsoft.com/office/drawing/2016/5/13/chartex" xmlns:cx8="http://schemas.microsoft.com/office/drawing/2016/5/14/chartex" xmlns:mc="http://schemas.openxmlformats.org/markup-compatibility/2006" xmlns:aink="http://schemas.microsoft.com/office/drawing/2016/ink" xmlns:am3d="http://schemas.microsoft.com/office/drawing/2017/model3d" xmlns:o="urn:schemas-microsoft-com:office:office" xmlns:oel="http://schemas.microsoft.com/office/2019/extlst" xmlns:r="http://schemas.openxmlformats.org/officeDocument/2006/relationships" xmlns:m="http://schemas.openxmlformats.org/officeDocument/2006/math" xmlns:v="urn:schemas-microsoft-com:vml" xmlns:wp14="http://schemas.microsoft.com/office/word/2010/wordprocessingDrawing" xmlns:wp="http://schemas.openxmlformats.org/drawingml/2006/wordprocessingDrawing" xmlns:w10="urn:schemas-microsoft-com:office:word" xmlns:w="http://schemas.openxmlformats.org/wordprocessingml/2006/main" xmlns:w14="http://schemas.microsoft.com/office/word/2010/wordml" xmlns:w15="http://schemas.microsoft.com/office/word/2012/wordml" xmlns:w16cex="http://schemas.microsoft.com/office/word/2018/wordml/cex" xmlns:w16cid="http://schemas.microsoft.com/office/word/2016/wordml/cid" xmlns:w16="http://schemas.microsoft.com/office/word/2018/wordml" xmlns:w16du="http://schemas.microsoft.com/office/word/2023/wordml/word16du" xmlns:w16sdtdh="http://schemas.microsoft.com/office/word/2020/wordml/sdtdatahash" xmlns:w16sdtfl="http://schemas.microsoft.com/office/word/2024/wordml/sdtformatlock" xmlns:w16se="http://schemas.microsoft.com/office/word/2015/wordml/symex" xmlns:wpg="http://schemas.microsoft.com/office/word/2010/wordprocessingGroup" xmlns:wpi="http://schemas.microsoft.com/office/word/2010/wordprocessingInk" xmlns:wne="http://schemas.microsoft.com/office/word/2006/wordml" xmlns:wps="http://schemas.microsoft.com/office/word/2010/wordprocessingShape" mc:Ignorable="w14 w15 w16se w16cid w16 w16cex w16sdtdh w16sdtfl w16du wp14">
   <w:p>
     <w:pPr>
       <w:pStyle w:val="Header"/>
@@ -2342,11 +2337,6 @@
         <w:dataBinding w:prefixMappings="xmlns:ns0='http://purl.org/dc/elements/1.1/' xmlns:ns1='http://schemas.openxmlformats.org/package/2006/metadata/core-properties' " w:xpath="/ns1:coreProperties[1]/ns0:title[1]" w:storeItemID="{6C3C8BC8-F283-45AE-878A-BAB7291924A1}"/>
         <w:text/>
       </w:sdtPr>
-      <w:sdtEndPr>
-        <w:rPr>
-          <w:rStyle w:val="PageNumber"/>
-        </w:rPr>
-      </w:sdtEndPr>
       <w:sdtContent>
         <w:r>
           <w:rPr>
@@ -2476,7 +2466,6 @@
         <w:dataBinding w:prefixMappings="xmlns:ns0='http://purl.org/dc/elements/1.1/' xmlns:ns1='http://schemas.openxmlformats.org/package/2006/metadata/core-properties' " w:xpath="/ns1:coreProperties[1]/ns0:subject[1]" w:storeItemID="{6C3C8BC8-F283-45AE-878A-BAB7291924A1}"/>
         <w:text/>
       </w:sdtPr>
-      <w:sdtEndPr/>
       <w:sdtContent>
         <w:r>
           <w:rPr>
@@ -2528,7 +2517,6 @@
         <w:dataBinding w:prefixMappings="xmlns:ns0='http://purl.org/dc/elements/1.1/' xmlns:ns1='http://schemas.openxmlformats.org/package/2006/metadata/core-properties' " w:xpath="/ns1:coreProperties[1]/ns1:keywords[1]" w:storeItemID="{6C3C8BC8-F283-45AE-878A-BAB7291924A1}"/>
         <w:text/>
       </w:sdtPr>
-      <w:sdtEndPr/>
       <w:sdtContent>
         <w:r>
           <w:rPr>
@@ -2545,7 +2533,7 @@
 </file>
 
 <file path=word/header2.xml><?xml version="1.0" encoding="utf-8"?>
-<w:hdr xmlns:wpc="http://schemas.microsoft.com/office/word/2010/wordprocessingCanvas" xmlns:cx="http://schemas.microsoft.com/office/drawing/2014/chartex" xmlns:cx1="http://schemas.microsoft.com/office/drawing/2015/9/8/chartex" xmlns:cx2="http://schemas.microsoft.com/office/drawing/2015/10/21/chartex" xmlns:cx3="http://schemas.microsoft.com/office/drawing/2016/5/9/chartex" xmlns:cx4="http://schemas.microsoft.com/office/drawing/2016/5/10/chartex" xmlns:cx5="http://schemas.microsoft.com/office/drawing/2016/5/11/chartex" xmlns:cx6="http://schemas.microsoft.com/office/drawing/2016/5/12/chartex" xmlns:cx7="http://schemas.microsoft.com/office/drawing/2016/5/13/chartex" xmlns:cx8="http://schemas.microsoft.com/office/drawing/2016/5/14/chartex" xmlns:mc="http://schemas.openxmlformats.org/markup-compatibility/2006" xmlns:aink="http://schemas.microsoft.com/office/drawing/2016/ink" xmlns:am3d="http://schemas.microsoft.com/office/drawing/2017/model3d" xmlns:o="urn:schemas-microsoft-com:office:office" xmlns:oel="http://schemas.microsoft.com/office/2019/extlst" xmlns:r="http://schemas.openxmlformats.org/officeDocument/2006/relationships" xmlns:m="http://schemas.openxmlformats.org/officeDocument/2006/math" xmlns:v="urn:schemas-microsoft-com:vml" xmlns:wp14="http://schemas.microsoft.com/office/word/2010/wordprocessingDrawing" xmlns:wp="http://schemas.openxmlformats.org/drawingml/2006/wordprocessingDrawing" xmlns:w10="urn:schemas-microsoft-com:office:word" xmlns:w="http://schemas.openxmlformats.org/wordprocessingml/2006/main" xmlns:w14="http://schemas.microsoft.com/office/word/2010/wordml" xmlns:w15="http://schemas.microsoft.com/office/word/2012/wordml" xmlns:w16cex="http://schemas.microsoft.com/office/word/2018/wordml/cex" xmlns:w16cid="http://schemas.microsoft.com/office/word/2016/wordml/cid" xmlns:w16="http://schemas.microsoft.com/office/word/2018/wordml" xmlns:w16du="http://schemas.microsoft.com/office/word/2023/wordml/word16du" xmlns:w16sdtdh="http://schemas.microsoft.com/office/word/2020/wordml/sdtdatahash" xmlns:w16se="http://schemas.microsoft.com/office/word/2015/wordml/symex" xmlns:wpg="http://schemas.microsoft.com/office/word/2010/wordprocessingGroup" xmlns:wpi="http://schemas.microsoft.com/office/word/2010/wordprocessingInk" xmlns:wne="http://schemas.microsoft.com/office/word/2006/wordml" xmlns:wps="http://schemas.microsoft.com/office/word/2010/wordprocessingShape" mc:Ignorable="w14 w15 w16se w16cid w16 w16cex w16sdtdh w16du wp14">
+<w:hdr xmlns:wpc="http://schemas.microsoft.com/office/word/2010/wordprocessingCanvas" xmlns:cx="http://schemas.microsoft.com/office/drawing/2014/chartex" xmlns:cx1="http://schemas.microsoft.com/office/drawing/2015/9/8/chartex" xmlns:cx2="http://schemas.microsoft.com/office/drawing/2015/10/21/chartex" xmlns:cx3="http://schemas.microsoft.com/office/drawing/2016/5/9/chartex" xmlns:cx4="http://schemas.microsoft.com/office/drawing/2016/5/10/chartex" xmlns:cx5="http://schemas.microsoft.com/office/drawing/2016/5/11/chartex" xmlns:cx6="http://schemas.microsoft.com/office/drawing/2016/5/12/chartex" xmlns:cx7="http://schemas.microsoft.com/office/drawing/2016/5/13/chartex" xmlns:cx8="http://schemas.microsoft.com/office/drawing/2016/5/14/chartex" xmlns:mc="http://schemas.openxmlformats.org/markup-compatibility/2006" xmlns:aink="http://schemas.microsoft.com/office/drawing/2016/ink" xmlns:am3d="http://schemas.microsoft.com/office/drawing/2017/model3d" xmlns:o="urn:schemas-microsoft-com:office:office" xmlns:oel="http://schemas.microsoft.com/office/2019/extlst" xmlns:r="http://schemas.openxmlformats.org/officeDocument/2006/relationships" xmlns:m="http://schemas.openxmlformats.org/officeDocument/2006/math" xmlns:v="urn:schemas-microsoft-com:vml" xmlns:wp14="http://schemas.microsoft.com/office/word/2010/wordprocessingDrawing" xmlns:wp="http://schemas.openxmlformats.org/drawingml/2006/wordprocessingDrawing" xmlns:w10="urn:schemas-microsoft-com:office:word" xmlns:w="http://schemas.openxmlformats.org/wordprocessingml/2006/main" xmlns:w14="http://schemas.microsoft.com/office/word/2010/wordml" xmlns:w15="http://schemas.microsoft.com/office/word/2012/wordml" xmlns:w16cex="http://schemas.microsoft.com/office/word/2018/wordml/cex" xmlns:w16cid="http://schemas.microsoft.com/office/word/2016/wordml/cid" xmlns:w16="http://schemas.microsoft.com/office/word/2018/wordml" xmlns:w16du="http://schemas.microsoft.com/office/word/2023/wordml/word16du" xmlns:w16sdtdh="http://schemas.microsoft.com/office/word/2020/wordml/sdtdatahash" xmlns:w16sdtfl="http://schemas.microsoft.com/office/word/2024/wordml/sdtformatlock" xmlns:w16se="http://schemas.microsoft.com/office/word/2015/wordml/symex" xmlns:wpg="http://schemas.microsoft.com/office/word/2010/wordprocessingGroup" xmlns:wpi="http://schemas.microsoft.com/office/word/2010/wordprocessingInk" xmlns:wne="http://schemas.microsoft.com/office/word/2006/wordml" xmlns:wps="http://schemas.microsoft.com/office/word/2010/wordprocessingShape" mc:Ignorable="w14 w15 w16se w16cid w16 w16cex w16sdtdh w16sdtfl w16du wp14">
   <w:p>
     <w:pPr>
       <w:rPr>
@@ -2833,7 +2821,7 @@
 </file>
 
 <file path=word/numbering.xml><?xml version="1.0" encoding="utf-8"?>
-<w:numbering xmlns:wpc="http://schemas.microsoft.com/office/word/2010/wordprocessingCanvas" xmlns:cx="http://schemas.microsoft.com/office/drawing/2014/chartex" xmlns:cx1="http://schemas.microsoft.com/office/drawing/2015/9/8/chartex" xmlns:cx2="http://schemas.microsoft.com/office/drawing/2015/10/21/chartex" xmlns:cx3="http://schemas.microsoft.com/office/drawing/2016/5/9/chartex" xmlns:cx4="http://schemas.microsoft.com/office/drawing/2016/5/10/chartex" xmlns:cx5="http://schemas.microsoft.com/office/drawing/2016/5/11/chartex" xmlns:cx6="http://schemas.microsoft.com/office/drawing/2016/5/12/chartex" xmlns:cx7="http://schemas.microsoft.com/office/drawing/2016/5/13/chartex" xmlns:cx8="http://schemas.microsoft.com/office/drawing/2016/5/14/chartex" xmlns:mc="http://schemas.openxmlformats.org/markup-compatibility/2006" xmlns:aink="http://schemas.microsoft.com/office/drawing/2016/ink" xmlns:am3d="http://schemas.microsoft.com/office/drawing/2017/model3d" xmlns:o="urn:schemas-microsoft-com:office:office" xmlns:oel="http://schemas.microsoft.com/office/2019/extlst" xmlns:r="http://schemas.openxmlformats.org/officeDocument/2006/relationships" xmlns:m="http://schemas.openxmlformats.org/officeDocument/2006/math" xmlns:v="urn:schemas-microsoft-com:vml" xmlns:wp14="http://schemas.microsoft.com/office/word/2010/wordprocessingDrawing" xmlns:wp="http://schemas.openxmlformats.org/drawingml/2006/wordprocessingDrawing" xmlns:w10="urn:schemas-microsoft-com:office:word" xmlns:w="http://schemas.openxmlformats.org/wordprocessingml/2006/main" xmlns:w14="http://schemas.microsoft.com/office/word/2010/wordml" xmlns:w15="http://schemas.microsoft.com/office/word/2012/wordml" xmlns:w16cex="http://schemas.microsoft.com/office/word/2018/wordml/cex" xmlns:w16cid="http://schemas.microsoft.com/office/word/2016/wordml/cid" xmlns:w16="http://schemas.microsoft.com/office/word/2018/wordml" xmlns:w16du="http://schemas.microsoft.com/office/word/2023/wordml/word16du" xmlns:w16sdtdh="http://schemas.microsoft.com/office/word/2020/wordml/sdtdatahash" xmlns:w16se="http://schemas.microsoft.com/office/word/2015/wordml/symex" xmlns:wpg="http://schemas.microsoft.com/office/word/2010/wordprocessingGroup" xmlns:wpi="http://schemas.microsoft.com/office/word/2010/wordprocessingInk" xmlns:wne="http://schemas.microsoft.com/office/word/2006/wordml" xmlns:wps="http://schemas.microsoft.com/office/word/2010/wordprocessingShape" mc:Ignorable="w14 w15 w16se w16cid w16 w16cex w16sdtdh w16du wp14">
+<w:numbering xmlns:wpc="http://schemas.microsoft.com/office/word/2010/wordprocessingCanvas" xmlns:cx="http://schemas.microsoft.com/office/drawing/2014/chartex" xmlns:cx1="http://schemas.microsoft.com/office/drawing/2015/9/8/chartex" xmlns:cx2="http://schemas.microsoft.com/office/drawing/2015/10/21/chartex" xmlns:cx3="http://schemas.microsoft.com/office/drawing/2016/5/9/chartex" xmlns:cx4="http://schemas.microsoft.com/office/drawing/2016/5/10/chartex" xmlns:cx5="http://schemas.microsoft.com/office/drawing/2016/5/11/chartex" xmlns:cx6="http://schemas.microsoft.com/office/drawing/2016/5/12/chartex" xmlns:cx7="http://schemas.microsoft.com/office/drawing/2016/5/13/chartex" xmlns:cx8="http://schemas.microsoft.com/office/drawing/2016/5/14/chartex" xmlns:mc="http://schemas.openxmlformats.org/markup-compatibility/2006" xmlns:aink="http://schemas.microsoft.com/office/drawing/2016/ink" xmlns:am3d="http://schemas.microsoft.com/office/drawing/2017/model3d" xmlns:o="urn:schemas-microsoft-com:office:office" xmlns:oel="http://schemas.microsoft.com/office/2019/extlst" xmlns:r="http://schemas.openxmlformats.org/officeDocument/2006/relationships" xmlns:m="http://schemas.openxmlformats.org/officeDocument/2006/math" xmlns:v="urn:schemas-microsoft-com:vml" xmlns:wp14="http://schemas.microsoft.com/office/word/2010/wordprocessingDrawing" xmlns:wp="http://schemas.openxmlformats.org/drawingml/2006/wordprocessingDrawing" xmlns:w10="urn:schemas-microsoft-com:office:word" xmlns:w="http://schemas.openxmlformats.org/wordprocessingml/2006/main" xmlns:w14="http://schemas.microsoft.com/office/word/2010/wordml" xmlns:w15="http://schemas.microsoft.com/office/word/2012/wordml" xmlns:w16cex="http://schemas.microsoft.com/office/word/2018/wordml/cex" xmlns:w16cid="http://schemas.microsoft.com/office/word/2016/wordml/cid" xmlns:w16="http://schemas.microsoft.com/office/word/2018/wordml" xmlns:w16du="http://schemas.microsoft.com/office/word/2023/wordml/word16du" xmlns:w16sdtdh="http://schemas.microsoft.com/office/word/2020/wordml/sdtdatahash" xmlns:w16sdtfl="http://schemas.microsoft.com/office/word/2024/wordml/sdtformatlock" xmlns:w16se="http://schemas.microsoft.com/office/word/2015/wordml/symex" xmlns:wpg="http://schemas.microsoft.com/office/word/2010/wordprocessingGroup" xmlns:wpi="http://schemas.microsoft.com/office/word/2010/wordprocessingInk" xmlns:wne="http://schemas.microsoft.com/office/word/2006/wordml" xmlns:wps="http://schemas.microsoft.com/office/word/2010/wordprocessingShape" mc:Ignorable="w14 w15 w16se w16cid w16 w16cex w16sdtdh w16sdtfl w16du wp14">
   <w:abstractNum w:abstractNumId="0" w15:restartNumberingAfterBreak="0">
     <w:nsid w:val="FFFFFF82"/>
     <w:multiLevelType w:val="singleLevel"/>
@@ -6494,7 +6482,7 @@
 </file>
 
 <file path=word/styles.xml><?xml version="1.0" encoding="utf-8"?>
-<w:styles xmlns:mc="http://schemas.openxmlformats.org/markup-compatibility/2006" xmlns:r="http://schemas.openxmlformats.org/officeDocument/2006/relationships" xmlns:w="http://schemas.openxmlformats.org/wordprocessingml/2006/main" xmlns:w14="http://schemas.microsoft.com/office/word/2010/wordml" xmlns:w15="http://schemas.microsoft.com/office/word/2012/wordml" xmlns:w16cex="http://schemas.microsoft.com/office/word/2018/wordml/cex" xmlns:w16cid="http://schemas.microsoft.com/office/word/2016/wordml/cid" xmlns:w16="http://schemas.microsoft.com/office/word/2018/wordml" xmlns:w16du="http://schemas.microsoft.com/office/word/2023/wordml/word16du" xmlns:w16sdtdh="http://schemas.microsoft.com/office/word/2020/wordml/sdtdatahash" xmlns:w16se="http://schemas.microsoft.com/office/word/2015/wordml/symex" mc:Ignorable="w14 w15 w16se w16cid w16 w16cex w16sdtdh w16du">
+<w:styles xmlns:mc="http://schemas.openxmlformats.org/markup-compatibility/2006" xmlns:r="http://schemas.openxmlformats.org/officeDocument/2006/relationships" xmlns:w="http://schemas.openxmlformats.org/wordprocessingml/2006/main" xmlns:w14="http://schemas.microsoft.com/office/word/2010/wordml" xmlns:w15="http://schemas.microsoft.com/office/word/2012/wordml" xmlns:w16cex="http://schemas.microsoft.com/office/word/2018/wordml/cex" xmlns:w16cid="http://schemas.microsoft.com/office/word/2016/wordml/cid" xmlns:w16="http://schemas.microsoft.com/office/word/2018/wordml" xmlns:w16du="http://schemas.microsoft.com/office/word/2023/wordml/word16du" xmlns:w16sdtdh="http://schemas.microsoft.com/office/word/2020/wordml/sdtdatahash" xmlns:w16sdtfl="http://schemas.microsoft.com/office/word/2024/wordml/sdtformatlock" xmlns:w16se="http://schemas.microsoft.com/office/word/2015/wordml/symex" mc:Ignorable="w14 w15 w16se w16cid w16 w16cex w16sdtdh w16sdtfl w16du">
   <w:docDefaults>
     <w:rPrDefault>
       <w:rPr>
@@ -7154,7 +7142,7 @@
 </file>
 
 <file path=word/glossary/document.xml><?xml version="1.0" encoding="utf-8"?>
-<w:glossaryDocument xmlns:wpc="http://schemas.microsoft.com/office/word/2010/wordprocessingCanvas" xmlns:cx="http://schemas.microsoft.com/office/drawing/2014/chartex" xmlns:cx1="http://schemas.microsoft.com/office/drawing/2015/9/8/chartex" xmlns:cx2="http://schemas.microsoft.com/office/drawing/2015/10/21/chartex" xmlns:cx3="http://schemas.microsoft.com/office/drawing/2016/5/9/chartex" xmlns:cx4="http://schemas.microsoft.com/office/drawing/2016/5/10/chartex" xmlns:cx5="http://schemas.microsoft.com/office/drawing/2016/5/11/chartex" xmlns:cx6="http://schemas.microsoft.com/office/drawing/2016/5/12/chartex" xmlns:cx7="http://schemas.microsoft.com/office/drawing/2016/5/13/chartex" xmlns:cx8="http://schemas.microsoft.com/office/drawing/2016/5/14/chartex" xmlns:mc="http://schemas.openxmlformats.org/markup-compatibility/2006" xmlns:aink="http://schemas.microsoft.com/office/drawing/2016/ink" xmlns:am3d="http://schemas.microsoft.com/office/drawing/2017/model3d" xmlns:o="urn:schemas-microsoft-com:office:office" xmlns:oel="http://schemas.microsoft.com/office/2019/extlst" xmlns:r="http://schemas.openxmlformats.org/officeDocument/2006/relationships" xmlns:m="http://schemas.openxmlformats.org/officeDocument/2006/math" xmlns:v="urn:schemas-microsoft-com:vml" xmlns:wp14="http://schemas.microsoft.com/office/word/2010/wordprocessingDrawing" xmlns:wp="http://schemas.openxmlformats.org/drawingml/2006/wordprocessingDrawing" xmlns:w10="urn:schemas-microsoft-com:office:word" xmlns:w="http://schemas.openxmlformats.org/wordprocessingml/2006/main" xmlns:w14="http://schemas.microsoft.com/office/word/2010/wordml" xmlns:w15="http://schemas.microsoft.com/office/word/2012/wordml" xmlns:w16cex="http://schemas.microsoft.com/office/word/2018/wordml/cex" xmlns:w16cid="http://schemas.microsoft.com/office/word/2016/wordml/cid" xmlns:w16="http://schemas.microsoft.com/office/word/2018/wordml" xmlns:w16du="http://schemas.microsoft.com/office/word/2023/wordml/word16du" xmlns:w16sdtdh="http://schemas.microsoft.com/office/word/2020/wordml/sdtdatahash" xmlns:w16se="http://schemas.microsoft.com/office/word/2015/wordml/symex" xmlns:wpg="http://schemas.microsoft.com/office/word/2010/wordprocessingGroup" xmlns:wpi="http://schemas.microsoft.com/office/word/2010/wordprocessingInk" xmlns:wne="http://schemas.microsoft.com/office/word/2006/wordml" xmlns:wps="http://schemas.microsoft.com/office/word/2010/wordprocessingShape" mc:Ignorable="w14 w15 w16se w16cid w16 w16cex w16sdtdh w16du wp14">
+<w:glossaryDocument xmlns:wpc="http://schemas.microsoft.com/office/word/2010/wordprocessingCanvas" xmlns:cx="http://schemas.microsoft.com/office/drawing/2014/chartex" xmlns:cx1="http://schemas.microsoft.com/office/drawing/2015/9/8/chartex" xmlns:cx2="http://schemas.microsoft.com/office/drawing/2015/10/21/chartex" xmlns:cx3="http://schemas.microsoft.com/office/drawing/2016/5/9/chartex" xmlns:cx4="http://schemas.microsoft.com/office/drawing/2016/5/10/chartex" xmlns:cx5="http://schemas.microsoft.com/office/drawing/2016/5/11/chartex" xmlns:cx6="http://schemas.microsoft.com/office/drawing/2016/5/12/chartex" xmlns:cx7="http://schemas.microsoft.com/office/drawing/2016/5/13/chartex" xmlns:cx8="http://schemas.microsoft.com/office/drawing/2016/5/14/chartex" xmlns:mc="http://schemas.openxmlformats.org/markup-compatibility/2006" xmlns:aink="http://schemas.microsoft.com/office/drawing/2016/ink" xmlns:am3d="http://schemas.microsoft.com/office/drawing/2017/model3d" xmlns:o="urn:schemas-microsoft-com:office:office" xmlns:oel="http://schemas.microsoft.com/office/2019/extlst" xmlns:r="http://schemas.openxmlformats.org/officeDocument/2006/relationships" xmlns:m="http://schemas.openxmlformats.org/officeDocument/2006/math" xmlns:v="urn:schemas-microsoft-com:vml" xmlns:wp14="http://schemas.microsoft.com/office/word/2010/wordprocessingDrawing" xmlns:wp="http://schemas.openxmlformats.org/drawingml/2006/wordprocessingDrawing" xmlns:w10="urn:schemas-microsoft-com:office:word" xmlns:w="http://schemas.openxmlformats.org/wordprocessingml/2006/main" xmlns:w14="http://schemas.microsoft.com/office/word/2010/wordml" xmlns:w15="http://schemas.microsoft.com/office/word/2012/wordml" xmlns:w16cex="http://schemas.microsoft.com/office/word/2018/wordml/cex" xmlns:w16cid="http://schemas.microsoft.com/office/word/2016/wordml/cid" xmlns:w16="http://schemas.microsoft.com/office/word/2018/wordml" xmlns:w16du="http://schemas.microsoft.com/office/word/2023/wordml/word16du" xmlns:w16sdtdh="http://schemas.microsoft.com/office/word/2020/wordml/sdtdatahash" xmlns:w16sdtfl="http://schemas.microsoft.com/office/word/2024/wordml/sdtformatlock" xmlns:w16se="http://schemas.microsoft.com/office/word/2015/wordml/symex" xmlns:wpg="http://schemas.microsoft.com/office/word/2010/wordprocessingGroup" xmlns:wpi="http://schemas.microsoft.com/office/word/2010/wordprocessingInk" xmlns:wne="http://schemas.microsoft.com/office/word/2006/wordml" xmlns:wps="http://schemas.microsoft.com/office/word/2010/wordprocessingShape" mc:Ignorable="w14 w15 w16se w16cid w16 w16cex w16sdtdh w16sdtfl w16du wp14">
   <w:docParts>
     <w:docPart>
       <w:docPartPr>
@@ -7372,7 +7360,7 @@
 </file>
 
 <file path=word/glossary/fontTable.xml><?xml version="1.0" encoding="utf-8"?>
-<w:fonts xmlns:mc="http://schemas.openxmlformats.org/markup-compatibility/2006" xmlns:r="http://schemas.openxmlformats.org/officeDocument/2006/relationships" xmlns:w="http://schemas.openxmlformats.org/wordprocessingml/2006/main" xmlns:w14="http://schemas.microsoft.com/office/word/2010/wordml" xmlns:w15="http://schemas.microsoft.com/office/word/2012/wordml" xmlns:w16cex="http://schemas.microsoft.com/office/word/2018/wordml/cex" xmlns:w16cid="http://schemas.microsoft.com/office/word/2016/wordml/cid" xmlns:w16="http://schemas.microsoft.com/office/word/2018/wordml" xmlns:w16du="http://schemas.microsoft.com/office/word/2023/wordml/word16du" xmlns:w16sdtdh="http://schemas.microsoft.com/office/word/2020/wordml/sdtdatahash" xmlns:w16se="http://schemas.microsoft.com/office/word/2015/wordml/symex" mc:Ignorable="w14 w15 w16se w16cid w16 w16cex w16sdtdh w16du">
+<w:fonts xmlns:mc="http://schemas.openxmlformats.org/markup-compatibility/2006" xmlns:r="http://schemas.openxmlformats.org/officeDocument/2006/relationships" xmlns:w="http://schemas.openxmlformats.org/wordprocessingml/2006/main" xmlns:w14="http://schemas.microsoft.com/office/word/2010/wordml" xmlns:w15="http://schemas.microsoft.com/office/word/2012/wordml" xmlns:w16cex="http://schemas.microsoft.com/office/word/2018/wordml/cex" xmlns:w16cid="http://schemas.microsoft.com/office/word/2016/wordml/cid" xmlns:w16="http://schemas.microsoft.com/office/word/2018/wordml" xmlns:w16du="http://schemas.microsoft.com/office/word/2023/wordml/word16du" xmlns:w16sdtdh="http://schemas.microsoft.com/office/word/2020/wordml/sdtdatahash" xmlns:w16sdtfl="http://schemas.microsoft.com/office/word/2024/wordml/sdtformatlock" xmlns:w16se="http://schemas.microsoft.com/office/word/2015/wordml/symex" mc:Ignorable="w14 w15 w16se w16cid w16 w16cex w16sdtdh w16sdtfl w16du">
   <w:font w:name="Symbol">
     <w:panose1 w:val="05050102010706020507"/>
     <w:charset w:val="02"/>
@@ -7468,7 +7456,7 @@
 </file>
 
 <file path=word/glossary/settings.xml><?xml version="1.0" encoding="utf-8"?>
-<w:settings xmlns:mc="http://schemas.openxmlformats.org/markup-compatibility/2006" xmlns:o="urn:schemas-microsoft-com:office:office" xmlns:r="http://schemas.openxmlformats.org/officeDocument/2006/relationships" xmlns:m="http://schemas.openxmlformats.org/officeDocument/2006/math" xmlns:v="urn:schemas-microsoft-com:vml" xmlns:w10="urn:schemas-microsoft-com:office:word" xmlns:w="http://schemas.openxmlformats.org/wordprocessingml/2006/main" xmlns:w14="http://schemas.microsoft.com/office/word/2010/wordml" xmlns:w15="http://schemas.microsoft.com/office/word/2012/wordml" xmlns:w16cex="http://schemas.microsoft.com/office/word/2018/wordml/cex" xmlns:w16cid="http://schemas.microsoft.com/office/word/2016/wordml/cid" xmlns:w16="http://schemas.microsoft.com/office/word/2018/wordml" xmlns:w16du="http://schemas.microsoft.com/office/word/2023/wordml/word16du" xmlns:w16sdtdh="http://schemas.microsoft.com/office/word/2020/wordml/sdtdatahash" xmlns:w16se="http://schemas.microsoft.com/office/word/2015/wordml/symex" xmlns:sl="http://schemas.openxmlformats.org/schemaLibrary/2006/main" mc:Ignorable="w14 w15 w16se w16cid w16 w16cex w16sdtdh w16du">
+<w:settings xmlns:mc="http://schemas.openxmlformats.org/markup-compatibility/2006" xmlns:o="urn:schemas-microsoft-com:office:office" xmlns:r="http://schemas.openxmlformats.org/officeDocument/2006/relationships" xmlns:m="http://schemas.openxmlformats.org/officeDocument/2006/math" xmlns:v="urn:schemas-microsoft-com:vml" xmlns:w10="urn:schemas-microsoft-com:office:word" xmlns:w="http://schemas.openxmlformats.org/wordprocessingml/2006/main" xmlns:w14="http://schemas.microsoft.com/office/word/2010/wordml" xmlns:w15="http://schemas.microsoft.com/office/word/2012/wordml" xmlns:w16cex="http://schemas.microsoft.com/office/word/2018/wordml/cex" xmlns:w16cid="http://schemas.microsoft.com/office/word/2016/wordml/cid" xmlns:w16="http://schemas.microsoft.com/office/word/2018/wordml" xmlns:w16du="http://schemas.microsoft.com/office/word/2023/wordml/word16du" xmlns:w16sdtdh="http://schemas.microsoft.com/office/word/2020/wordml/sdtdatahash" xmlns:w16sdtfl="http://schemas.microsoft.com/office/word/2024/wordml/sdtformatlock" xmlns:w16se="http://schemas.microsoft.com/office/word/2015/wordml/symex" xmlns:sl="http://schemas.openxmlformats.org/schemaLibrary/2006/main" mc:Ignorable="w14 w15 w16se w16cid w16 w16cex w16sdtdh w16sdtfl w16du">
   <w:view w:val="normal"/>
   <w:defaultTabStop w:val="720"/>
   <w:characterSpacingControl w:val="doNotCompress"/>
@@ -7502,6 +7490,7 @@
     <w:rsid w:val="002871E2"/>
     <w:rsid w:val="002C30A2"/>
     <w:rsid w:val="003178A5"/>
+    <w:rsid w:val="00373B66"/>
     <w:rsid w:val="003E423E"/>
     <w:rsid w:val="00400F60"/>
     <w:rsid w:val="00470D4E"/>
@@ -7526,6 +7515,7 @@
     <w:rsid w:val="008D3D09"/>
     <w:rsid w:val="008E10A4"/>
     <w:rsid w:val="0094560A"/>
+    <w:rsid w:val="00951EF5"/>
     <w:rsid w:val="00990FD1"/>
     <w:rsid w:val="00A2148A"/>
     <w:rsid w:val="00A354C8"/>
@@ -7541,6 +7531,8 @@
     <w:rsid w:val="00D65164"/>
     <w:rsid w:val="00D73537"/>
     <w:rsid w:val="00DF08DA"/>
+    <w:rsid w:val="00E23E3C"/>
+    <w:rsid w:val="00E321B1"/>
     <w:rsid w:val="00EE2432"/>
     <w:rsid w:val="00FF0D2F"/>
     <w:rsid w:val="00FF760E"/>
@@ -7566,7 +7558,7 @@
 </file>
 
 <file path=word/glossary/styles.xml><?xml version="1.0" encoding="utf-8"?>
-<w:styles xmlns:mc="http://schemas.openxmlformats.org/markup-compatibility/2006" xmlns:r="http://schemas.openxmlformats.org/officeDocument/2006/relationships" xmlns:w="http://schemas.openxmlformats.org/wordprocessingml/2006/main" xmlns:w14="http://schemas.microsoft.com/office/word/2010/wordml" xmlns:w15="http://schemas.microsoft.com/office/word/2012/wordml" xmlns:w16cex="http://schemas.microsoft.com/office/word/2018/wordml/cex" xmlns:w16cid="http://schemas.microsoft.com/office/word/2016/wordml/cid" xmlns:w16="http://schemas.microsoft.com/office/word/2018/wordml" xmlns:w16du="http://schemas.microsoft.com/office/word/2023/wordml/word16du" xmlns:w16sdtdh="http://schemas.microsoft.com/office/word/2020/wordml/sdtdatahash" xmlns:w16se="http://schemas.microsoft.com/office/word/2015/wordml/symex" mc:Ignorable="w14 w15 w16se w16cid w16 w16cex w16sdtdh w16du">
+<w:styles xmlns:mc="http://schemas.openxmlformats.org/markup-compatibility/2006" xmlns:r="http://schemas.openxmlformats.org/officeDocument/2006/relationships" xmlns:w="http://schemas.openxmlformats.org/wordprocessingml/2006/main" xmlns:w14="http://schemas.microsoft.com/office/word/2010/wordml" xmlns:w15="http://schemas.microsoft.com/office/word/2012/wordml" xmlns:w16cex="http://schemas.microsoft.com/office/word/2018/wordml/cex" xmlns:w16cid="http://schemas.microsoft.com/office/word/2016/wordml/cid" xmlns:w16="http://schemas.microsoft.com/office/word/2018/wordml" xmlns:w16du="http://schemas.microsoft.com/office/word/2023/wordml/word16du" xmlns:w16sdtdh="http://schemas.microsoft.com/office/word/2020/wordml/sdtdatahash" xmlns:w16sdtfl="http://schemas.microsoft.com/office/word/2024/wordml/sdtformatlock" xmlns:w16se="http://schemas.microsoft.com/office/word/2015/wordml/symex" mc:Ignorable="w14 w15 w16se w16cid w16 w16cex w16sdtdh w16sdtfl w16du">
   <w:docDefaults>
     <w:rPrDefault>
       <w:rPr>
@@ -8009,7 +8001,7 @@
 </file>
 
 <file path=word/glossary/webSettings.xml><?xml version="1.0" encoding="utf-8"?>
-<w:webSettings xmlns:mc="http://schemas.openxmlformats.org/markup-compatibility/2006" xmlns:r="http://schemas.openxmlformats.org/officeDocument/2006/relationships" xmlns:w="http://schemas.openxmlformats.org/wordprocessingml/2006/main" xmlns:w14="http://schemas.microsoft.com/office/word/2010/wordml" xmlns:w15="http://schemas.microsoft.com/office/word/2012/wordml" xmlns:w16cex="http://schemas.microsoft.com/office/word/2018/wordml/cex" xmlns:w16cid="http://schemas.microsoft.com/office/word/2016/wordml/cid" xmlns:w16="http://schemas.microsoft.com/office/word/2018/wordml" xmlns:w16du="http://schemas.microsoft.com/office/word/2023/wordml/word16du" xmlns:w16sdtdh="http://schemas.microsoft.com/office/word/2020/wordml/sdtdatahash" xmlns:w16se="http://schemas.microsoft.com/office/word/2015/wordml/symex" mc:Ignorable="w14 w15 w16se w16cid w16 w16cex w16sdtdh w16du">
+<w:webSettings xmlns:mc="http://schemas.openxmlformats.org/markup-compatibility/2006" xmlns:r="http://schemas.openxmlformats.org/officeDocument/2006/relationships" xmlns:w="http://schemas.openxmlformats.org/wordprocessingml/2006/main" xmlns:w14="http://schemas.microsoft.com/office/word/2010/wordml" xmlns:w15="http://schemas.microsoft.com/office/word/2012/wordml" xmlns:w16cex="http://schemas.microsoft.com/office/word/2018/wordml/cex" xmlns:w16cid="http://schemas.microsoft.com/office/word/2016/wordml/cid" xmlns:w16="http://schemas.microsoft.com/office/word/2018/wordml" xmlns:w16du="http://schemas.microsoft.com/office/word/2023/wordml/word16du" xmlns:w16sdtdh="http://schemas.microsoft.com/office/word/2020/wordml/sdtdatahash" xmlns:w16sdtfl="http://schemas.microsoft.com/office/word/2024/wordml/sdtformatlock" xmlns:w16se="http://schemas.microsoft.com/office/word/2015/wordml/symex" mc:Ignorable="w14 w15 w16se w16cid w16 w16cex w16sdtdh w16sdtfl w16du">
   <w:optimizeForBrowser/>
   <w:allowPNG/>
 </w:webSettings>
